--- a/docs/Как запустить приложение.docx
+++ b/docs/Как запустить приложение.docx
@@ -46,7 +46,252 @@
           <w:color w:val="1F4E99"/>
           <w:sz w:val="32"/>
         </w:rPr>
-        <w:t>Запуск</w:t>
+        <w:t>Самый простой способ — один клик</w:t>
+      </w:r>
+    </w:p>
+    <w:p>
+      <w:pPr>
+        <w:jc w:val="both"/>
+      </w:pPr>
+      <w:r>
+        <w:t xml:space="preserve">В папке </w:t>
+      </w:r>
+      <w:r>
+        <w:rPr>
+          <w:rFonts w:ascii="Consolas" w:hAnsi="Consolas" w:cs="Consolas"/>
+          <w:sz w:val="22"/>
+        </w:rPr>
+        <w:t>D:\GitHub labs</w:t>
+      </w:r>
+      <w:r>
+        <w:t xml:space="preserve"> лежит файл </w:t>
+      </w:r>
+      <w:r>
+        <w:rPr>
+          <w:rFonts w:ascii="Consolas" w:hAnsi="Consolas" w:cs="Consolas"/>
+          <w:sz w:val="22"/>
+        </w:rPr>
+        <w:t>Запустить приложение.cmd</w:t>
+      </w:r>
+      <w:r>
+        <w:t>. Запустите его двойным щелчком — на сайт заходить не нужно.</w:t>
+      </w:r>
+    </w:p>
+    <w:p>
+      <w:pPr>
+        <w:spacing w:after="60"/>
+        <w:ind w:left="454" w:hanging="454"/>
+      </w:pPr>
+      <w:r>
+        <w:rPr>
+          <w:b/>
+        </w:rPr>
+        <w:t xml:space="preserve">1. </w:t>
+      </w:r>
+      <w:r>
+        <w:t xml:space="preserve">Спросит ветку — нажмите </w:t>
+      </w:r>
+      <w:r>
+        <w:rPr>
+          <w:b/>
+        </w:rPr>
+        <w:t>Enter</w:t>
+      </w:r>
+      <w:r>
+        <w:t xml:space="preserve"> (возьмёт </w:t>
+      </w:r>
+      <w:r>
+        <w:rPr>
+          <w:rFonts w:ascii="Consolas" w:hAnsi="Consolas" w:cs="Consolas"/>
+          <w:sz w:val="22"/>
+        </w:rPr>
+        <w:t>main</w:t>
+      </w:r>
+      <w:r>
+        <w:t xml:space="preserve">, итоговую версию). Если нужна конкретная лабораторная — напишите </w:t>
+      </w:r>
+      <w:r>
+        <w:rPr>
+          <w:rFonts w:ascii="Consolas" w:hAnsi="Consolas" w:cs="Consolas"/>
+          <w:sz w:val="22"/>
+        </w:rPr>
+        <w:t>lab1</w:t>
+      </w:r>
+      <w:r>
+        <w:t xml:space="preserve">, </w:t>
+      </w:r>
+      <w:r>
+        <w:rPr>
+          <w:rFonts w:ascii="Consolas" w:hAnsi="Consolas" w:cs="Consolas"/>
+          <w:sz w:val="22"/>
+        </w:rPr>
+        <w:t>lab2</w:t>
+      </w:r>
+      <w:r>
+        <w:t xml:space="preserve">, </w:t>
+      </w:r>
+      <w:r>
+        <w:rPr>
+          <w:rFonts w:ascii="Consolas" w:hAnsi="Consolas" w:cs="Consolas"/>
+          <w:sz w:val="22"/>
+        </w:rPr>
+        <w:t>lab3</w:t>
+      </w:r>
+      <w:r>
+        <w:t xml:space="preserve"> или </w:t>
+      </w:r>
+      <w:r>
+        <w:rPr>
+          <w:rFonts w:ascii="Consolas" w:hAnsi="Consolas" w:cs="Consolas"/>
+          <w:sz w:val="22"/>
+        </w:rPr>
+        <w:t>lab4</w:t>
+      </w:r>
+      <w:r>
+        <w:t>.</w:t>
+      </w:r>
+    </w:p>
+    <w:p>
+      <w:pPr>
+        <w:spacing w:after="60"/>
+        <w:ind w:left="454" w:hanging="454"/>
+      </w:pPr>
+      <w:r>
+        <w:rPr>
+          <w:b/>
+        </w:rPr>
+        <w:t xml:space="preserve">2. </w:t>
+      </w:r>
+      <w:r>
+        <w:t xml:space="preserve">Спросит устройство — </w:t>
+      </w:r>
+      <w:r>
+        <w:rPr>
+          <w:b/>
+        </w:rPr>
+        <w:t>Enter</w:t>
+      </w:r>
+      <w:r>
+        <w:t xml:space="preserve"> (возьмёт </w:t>
+      </w:r>
+      <w:r>
+        <w:rPr>
+          <w:rFonts w:ascii="Consolas" w:hAnsi="Consolas" w:cs="Consolas"/>
+          <w:sz w:val="22"/>
+        </w:rPr>
+        <w:t>iPhone</w:t>
+      </w:r>
+      <w:r>
+        <w:t xml:space="preserve">) или напишите </w:t>
+      </w:r>
+      <w:r>
+        <w:rPr>
+          <w:rFonts w:ascii="Consolas" w:hAnsi="Consolas" w:cs="Consolas"/>
+          <w:sz w:val="22"/>
+        </w:rPr>
+        <w:t>iPad</w:t>
+      </w:r>
+      <w:r>
+        <w:t>.</w:t>
+      </w:r>
+    </w:p>
+    <w:p>
+      <w:pPr>
+        <w:spacing w:after="60"/>
+        <w:ind w:left="454" w:hanging="454"/>
+      </w:pPr>
+      <w:r>
+        <w:rPr>
+          <w:b/>
+        </w:rPr>
+        <w:t xml:space="preserve">3. </w:t>
+      </w:r>
+      <w:r>
+        <w:t xml:space="preserve">Спросит длительность сеанса — </w:t>
+      </w:r>
+      <w:r>
+        <w:rPr>
+          <w:b/>
+        </w:rPr>
+        <w:t>Enter</w:t>
+      </w:r>
+      <w:r>
+        <w:t xml:space="preserve"> (60 минут).</w:t>
+      </w:r>
+    </w:p>
+    <w:p>
+      <w:pPr>
+        <w:spacing w:after="60"/>
+        <w:ind w:left="454" w:hanging="454"/>
+      </w:pPr>
+      <w:r>
+        <w:rPr>
+          <w:b/>
+        </w:rPr>
+        <w:t xml:space="preserve">4. </w:t>
+      </w:r>
+      <w:r>
+        <w:t>Дальше ждите 10–12 минут: окно будет показывать, сколько прошло. Когда всё готово, оно само напечатает ссылку, скопирует пароль в буфер обмена и откроет приложение в браузере. Останется вставить пароль (</w:t>
+      </w:r>
+      <w:r>
+        <w:rPr>
+          <w:b/>
+        </w:rPr>
+        <w:t>Ctrl+V</w:t>
+      </w:r>
+      <w:r>
+        <w:t xml:space="preserve">) и нажать </w:t>
+      </w:r>
+      <w:r>
+        <w:rPr>
+          <w:b/>
+        </w:rPr>
+        <w:t>Войти</w:t>
+      </w:r>
+      <w:r>
+        <w:t>.</w:t>
+      </w:r>
+    </w:p>
+    <w:p>
+      <w:pPr>
+        <w:spacing w:before="120" w:after="120"/>
+        <w:ind w:left="283"/>
+      </w:pPr>
+      <w:r>
+        <w:rPr>
+          <w:b/>
+          <w:color w:val="1F4E99"/>
+        </w:rPr>
+        <w:t xml:space="preserve">Окно не закрывайте </w:t>
+      </w:r>
+      <w:r>
+        <w:t>до конца показа: закроете — сеанс продолжит работать, но ссылку придётся искать на сайте.</w:t>
+      </w:r>
+    </w:p>
+    <w:p>
+      <w:pPr>
+        <w:jc w:val="both"/>
+      </w:pPr>
+      <w:r>
+        <w:t>Если этот способ почему-то не сработал, ниже — тот же запуск вручную через сайт.</w:t>
+      </w:r>
+    </w:p>
+    <w:p>
+      <w:r>
+        <w:br w:type="page"/>
+      </w:r>
+    </w:p>
+    <w:p>
+      <w:pPr>
+        <w:spacing w:before="320" w:after="120"/>
+      </w:pPr>
+      <w:r>
+        <w:rPr>
+          <w:b/>
+          <w:color w:val="1F4E99"/>
+          <w:sz w:val="32"/>
+        </w:rPr>
+        <w:t>Запуск через сайт</w:t>
       </w:r>
     </w:p>
     <w:p>
@@ -277,7 +522,7 @@
         <w:t xml:space="preserve">4. </w:t>
       </w:r>
       <w:r>
-        <w:t>Откроется окошко с тремя полями. Ничего менять не нужно: по умолчанию — последняя версия (</w:t>
+        <w:t>Откроется окошко. Ничего менять не нужно: по умолчанию — последняя версия (</w:t>
       </w:r>
       <w:r>
         <w:rPr>
@@ -319,10 +564,19 @@
           <w:b/>
           <w:color w:val="1F4E99"/>
         </w:rPr>
-        <w:t xml:space="preserve">Если нужна версия конкретной лабораторной, </w:t>
+        <w:t xml:space="preserve">Внимание, в окошке два похожих поля: </w:t>
       </w:r>
       <w:r>
-        <w:t xml:space="preserve">в первом поле вместо </w:t>
+        <w:t xml:space="preserve">самое верхнее — </w:t>
+      </w:r>
+      <w:r>
+        <w:rPr>
+          <w:b/>
+        </w:rPr>
+        <w:t>Use workflow from</w:t>
+      </w:r>
+      <w:r>
+        <w:t xml:space="preserve"> — это ветка, откуда берётся сам сценарий, и она должна остаться </w:t>
       </w:r>
       <w:r>
         <w:rPr>
@@ -332,7 +586,34 @@
         <w:t>main</w:t>
       </w:r>
       <w:r>
-        <w:t xml:space="preserve"> напишите </w:t>
+        <w:t xml:space="preserve">. Если поставить туда </w:t>
+      </w:r>
+      <w:r>
+        <w:rPr>
+          <w:rFonts w:ascii="Consolas" w:hAnsi="Consolas" w:cs="Consolas"/>
+          <w:sz w:val="22"/>
+        </w:rPr>
+        <w:t>lab1</w:t>
+      </w:r>
+      <w:r>
+        <w:t>, будет ошибка: на ветке лабораторной этого сценария нет.</w:t>
+      </w:r>
+    </w:p>
+    <w:p>
+      <w:pPr>
+        <w:jc w:val="both"/>
+      </w:pPr>
+      <w:r>
+        <w:t xml:space="preserve">Чтобы запустить версию конкретной лабораторной, менять нужно поле </w:t>
+      </w:r>
+      <w:r>
+        <w:rPr>
+          <w:b/>
+        </w:rPr>
+        <w:t>«Ветка проекта»</w:t>
+      </w:r>
+      <w:r>
+        <w:t xml:space="preserve"> — оно ниже. Впишите в него </w:t>
       </w:r>
       <w:r>
         <w:rPr>
@@ -372,7 +653,16 @@
         <w:t>lab4</w:t>
       </w:r>
       <w:r>
-        <w:t xml:space="preserve">. Во втором поле можно выбрать </w:t>
+        <w:t xml:space="preserve">. В поле </w:t>
+      </w:r>
+      <w:r>
+        <w:rPr>
+          <w:b/>
+        </w:rPr>
+        <w:t>«Устройство»</w:t>
+      </w:r>
+      <w:r>
+        <w:t xml:space="preserve"> можно выбрать </w:t>
       </w:r>
       <w:r>
         <w:rPr>
